--- a/AI_usage_policy_Striukova_Anastasia_Stanislavovna.docx
+++ b/AI_usage_policy_Striukova_Anastasia_Stanislavovna.docx
@@ -98,7 +98,6 @@
           <w:bCs/>
           <w:color w:val="000000"/>
           <w:kern w:val="0"/>
-          <w:lang w:val="en-US"/>
         </w:rPr>
       </w:pPr>
     </w:p>
@@ -161,18 +160,199 @@
           <w:color w:val="000000"/>
           <w:kern w:val="0"/>
         </w:rPr>
-        <w:t>»</w:t>
-      </w:r>
-      <w:r>
-        <w:rPr>
-          <w:rFonts w:ascii="Times New Roman" w:hAnsi="Times New Roman" w:cs="Times New Roman"/>
-          <w:b/>
-          <w:bCs/>
+        <w:t>».</w:t>
+      </w:r>
+    </w:p>
+    <w:p>
+      <w:pPr>
+        <w:tabs>
+          <w:tab w:val="left" w:pos="560"/>
+          <w:tab w:val="left" w:pos="1120"/>
+          <w:tab w:val="left" w:pos="1680"/>
+          <w:tab w:val="left" w:pos="2240"/>
+          <w:tab w:val="left" w:pos="2800"/>
+          <w:tab w:val="left" w:pos="3360"/>
+          <w:tab w:val="left" w:pos="3920"/>
+          <w:tab w:val="left" w:pos="4480"/>
+          <w:tab w:val="left" w:pos="5040"/>
+          <w:tab w:val="left" w:pos="5600"/>
+          <w:tab w:val="left" w:pos="6160"/>
+          <w:tab w:val="left" w:pos="6720"/>
+        </w:tabs>
+        <w:autoSpaceDE w:val="0"/>
+        <w:autoSpaceDN w:val="0"/>
+        <w:adjustRightInd w:val="0"/>
+        <w:spacing w:line="276" w:lineRule="auto"/>
+        <w:rPr>
+          <w:rFonts w:ascii="Times New Roman" w:hAnsi="Times New Roman" w:cs="Times New Roman"/>
+          <w:color w:val="000000"/>
+          <w:kern w:val="0"/>
+        </w:rPr>
+      </w:pPr>
+      <w:r>
+        <w:rPr>
+          <w:rFonts w:ascii="Times New Roman" w:hAnsi="Times New Roman" w:cs="Times New Roman"/>
+          <w:color w:val="000000"/>
+          <w:kern w:val="0"/>
+        </w:rPr>
+        <w:br/>
+      </w:r>
+      <w:r>
+        <w:rPr>
+          <w:rFonts w:ascii="Times New Roman" w:hAnsi="Times New Roman" w:cs="Times New Roman"/>
+          <w:color w:val="000000"/>
+          <w:kern w:val="0"/>
+        </w:rPr>
+        <w:tab/>
+        <w:t>0. Описание генеративной модели</w:t>
+      </w:r>
+    </w:p>
+    <w:p>
+      <w:pPr>
+        <w:tabs>
+          <w:tab w:val="left" w:pos="560"/>
+          <w:tab w:val="left" w:pos="1120"/>
+          <w:tab w:val="left" w:pos="1680"/>
+          <w:tab w:val="left" w:pos="2240"/>
+          <w:tab w:val="left" w:pos="2800"/>
+          <w:tab w:val="left" w:pos="3360"/>
+          <w:tab w:val="left" w:pos="3920"/>
+          <w:tab w:val="left" w:pos="4480"/>
+          <w:tab w:val="left" w:pos="5040"/>
+          <w:tab w:val="left" w:pos="5600"/>
+          <w:tab w:val="left" w:pos="6160"/>
+          <w:tab w:val="left" w:pos="6720"/>
+        </w:tabs>
+        <w:autoSpaceDE w:val="0"/>
+        <w:autoSpaceDN w:val="0"/>
+        <w:adjustRightInd w:val="0"/>
+        <w:spacing w:line="276" w:lineRule="auto"/>
+        <w:rPr>
+          <w:rFonts w:ascii="Times New Roman" w:hAnsi="Times New Roman" w:cs="Times New Roman"/>
+          <w:color w:val="000000"/>
+          <w:kern w:val="0"/>
+        </w:rPr>
+      </w:pPr>
+      <w:r>
+        <w:rPr>
+          <w:rFonts w:ascii="Times New Roman" w:hAnsi="Times New Roman" w:cs="Times New Roman"/>
+          <w:color w:val="000000"/>
+          <w:kern w:val="0"/>
+        </w:rPr>
+        <w:t xml:space="preserve">         </w:t>
+      </w:r>
+      <w:r>
+        <w:rPr>
+          <w:rFonts w:ascii="Times New Roman" w:hAnsi="Times New Roman" w:cs="Times New Roman"/>
+          <w:color w:val="000000"/>
+          <w:kern w:val="0"/>
+        </w:rPr>
+        <w:t xml:space="preserve">Название модели: </w:t>
+      </w:r>
+      <w:proofErr w:type="spellStart"/>
+      <w:r>
+        <w:rPr>
+          <w:rFonts w:ascii="Times New Roman" w:hAnsi="Times New Roman" w:cs="Times New Roman"/>
+          <w:color w:val="000000"/>
+          <w:kern w:val="0"/>
+        </w:rPr>
+        <w:t>Qwen</w:t>
+      </w:r>
+      <w:proofErr w:type="spellEnd"/>
+      <w:r>
+        <w:rPr>
+          <w:rFonts w:ascii="Times New Roman" w:hAnsi="Times New Roman" w:cs="Times New Roman"/>
+          <w:color w:val="000000"/>
+          <w:kern w:val="0"/>
+        </w:rPr>
+        <w:t>-Max (бесплатная версия в рамках базового лимита или демонстрационного доступа).</w:t>
+      </w:r>
+      <w:r>
+        <w:rPr>
+          <w:rFonts w:ascii="Times New Roman" w:hAnsi="Times New Roman" w:cs="Times New Roman"/>
+          <w:color w:val="000000"/>
+          <w:kern w:val="0"/>
+        </w:rPr>
+        <w:br/>
+        <w:t xml:space="preserve">         </w:t>
+      </w:r>
+      <w:r>
+        <w:rPr>
+          <w:rFonts w:ascii="Times New Roman" w:hAnsi="Times New Roman" w:cs="Times New Roman"/>
+          <w:color w:val="000000"/>
+          <w:kern w:val="0"/>
+        </w:rPr>
+        <w:t>Режим доступа: Облачный интерфейс через официальный чат-платформу (</w:t>
+      </w:r>
+      <w:proofErr w:type="spellStart"/>
+      <w:r>
+        <w:rPr>
+          <w:rFonts w:ascii="Times New Roman" w:hAnsi="Times New Roman" w:cs="Times New Roman"/>
+          <w:color w:val="000000"/>
+          <w:kern w:val="0"/>
+        </w:rPr>
+        <w:t>Qwen</w:t>
+      </w:r>
+      <w:proofErr w:type="spellEnd"/>
+      <w:r>
+        <w:rPr>
+          <w:rFonts w:ascii="Times New Roman" w:hAnsi="Times New Roman" w:cs="Times New Roman"/>
+          <w:color w:val="000000"/>
+          <w:kern w:val="0"/>
+        </w:rPr>
+        <w:t xml:space="preserve"> </w:t>
+      </w:r>
+      <w:proofErr w:type="spellStart"/>
+      <w:r>
+        <w:rPr>
+          <w:rFonts w:ascii="Times New Roman" w:hAnsi="Times New Roman" w:cs="Times New Roman"/>
+          <w:color w:val="000000"/>
+          <w:kern w:val="0"/>
+        </w:rPr>
+        <w:t>Chat</w:t>
+      </w:r>
+      <w:proofErr w:type="spellEnd"/>
+      <w:r>
+        <w:rPr>
+          <w:rFonts w:ascii="Times New Roman" w:hAnsi="Times New Roman" w:cs="Times New Roman"/>
+          <w:color w:val="000000"/>
+          <w:kern w:val="0"/>
+        </w:rPr>
+        <w:t>) или официальное веб-приложение</w:t>
+      </w:r>
+      <w:r>
+        <w:rPr>
+          <w:rFonts w:ascii="Times New Roman" w:hAnsi="Times New Roman" w:cs="Times New Roman"/>
           <w:color w:val="000000"/>
           <w:kern w:val="0"/>
         </w:rPr>
         <w:t>.</w:t>
       </w:r>
+      <w:r>
+        <w:rPr>
+          <w:rFonts w:ascii="Times New Roman" w:hAnsi="Times New Roman" w:cs="Times New Roman"/>
+          <w:color w:val="000000"/>
+          <w:kern w:val="0"/>
+        </w:rPr>
+        <w:br/>
+        <w:t xml:space="preserve">         </w:t>
+      </w:r>
+      <w:r>
+        <w:rPr>
+          <w:rFonts w:ascii="Times New Roman" w:hAnsi="Times New Roman" w:cs="Times New Roman"/>
+          <w:color w:val="000000"/>
+          <w:kern w:val="0"/>
+        </w:rPr>
+        <w:t xml:space="preserve">Ссылка - </w:t>
+      </w:r>
+      <w:r>
+        <w:rPr>
+          <w:rFonts w:ascii="Times New Roman" w:hAnsi="Times New Roman" w:cs="Times New Roman"/>
+          <w:color w:val="000000"/>
+          <w:kern w:val="0"/>
+        </w:rPr>
+        <w:t>https://chat.qwen.ai/</w:t>
+      </w:r>
     </w:p>
     <w:p>
       <w:pPr>
@@ -200,6 +380,22 @@
           <w:kern w:val="0"/>
         </w:rPr>
       </w:pPr>
+      <w:r>
+        <w:rPr>
+          <w:rFonts w:ascii="Times New Roman" w:hAnsi="Times New Roman" w:cs="Times New Roman"/>
+          <w:color w:val="000000"/>
+          <w:kern w:val="0"/>
+        </w:rPr>
+        <w:tab/>
+      </w:r>
+      <w:r>
+        <w:rPr>
+          <w:rFonts w:ascii="Times New Roman" w:hAnsi="Times New Roman" w:cs="Times New Roman"/>
+          <w:color w:val="000000"/>
+          <w:kern w:val="0"/>
+        </w:rPr>
+        <w:t>1. Роль ИИ в работе</w:t>
+      </w:r>
     </w:p>
     <w:p>
       <w:pPr>
@@ -241,7 +437,7 @@
           <w:color w:val="000000"/>
           <w:kern w:val="0"/>
         </w:rPr>
-        <w:t>1. Роль ИИ в работе</w:t>
+        <w:t>Технологии искусственного интеллекта применялись в проекте как вспомогательный инструмент на отдельных этапах работы. ИИ не подменял автора: постановка задач, выбор методов, интерпретация результатов и итоговые рекомендации оставались за автором.</w:t>
       </w:r>
     </w:p>
     <w:p>
@@ -284,7 +480,136 @@
           <w:color w:val="000000"/>
           <w:kern w:val="0"/>
         </w:rPr>
-        <w:t>Технологии искусственного интеллекта применялись в проекте как вспомогательный инструмент на отдельных этапах работы. ИИ не подменял автора: постановка задач, выбор методов, интерпретация результатов и итоговые рекомендации оставались за автором.</w:t>
+        <w:t>ИИ использовался в следующих случаях:</w:t>
+      </w:r>
+    </w:p>
+    <w:p>
+      <w:pPr>
+        <w:tabs>
+          <w:tab w:val="left" w:pos="560"/>
+          <w:tab w:val="left" w:pos="1120"/>
+          <w:tab w:val="left" w:pos="1680"/>
+          <w:tab w:val="left" w:pos="2240"/>
+          <w:tab w:val="left" w:pos="2800"/>
+          <w:tab w:val="left" w:pos="3360"/>
+          <w:tab w:val="left" w:pos="3920"/>
+          <w:tab w:val="left" w:pos="4480"/>
+          <w:tab w:val="left" w:pos="5040"/>
+          <w:tab w:val="left" w:pos="5600"/>
+          <w:tab w:val="left" w:pos="6160"/>
+          <w:tab w:val="left" w:pos="6720"/>
+        </w:tabs>
+        <w:autoSpaceDE w:val="0"/>
+        <w:autoSpaceDN w:val="0"/>
+        <w:adjustRightInd w:val="0"/>
+        <w:spacing w:after="0" w:line="276" w:lineRule="auto"/>
+        <w:rPr>
+          <w:rFonts w:ascii="Times New Roman" w:hAnsi="Times New Roman" w:cs="Times New Roman"/>
+          <w:color w:val="000000"/>
+          <w:kern w:val="0"/>
+        </w:rPr>
+      </w:pPr>
+      <w:r>
+        <w:rPr>
+          <w:rFonts w:ascii="Times New Roman" w:hAnsi="Times New Roman" w:cs="Times New Roman"/>
+          <w:color w:val="000000"/>
+          <w:kern w:val="0"/>
+        </w:rPr>
+        <w:t>- Г</w:t>
+      </w:r>
+      <w:r>
+        <w:rPr>
+          <w:rFonts w:ascii="Times New Roman" w:hAnsi="Times New Roman" w:cs="Times New Roman"/>
+          <w:color w:val="000000"/>
+          <w:kern w:val="0"/>
+        </w:rPr>
+        <w:t>енерация черновых фрагментов кода (отдельные вспомогательные функции, заготовки для расчётов и визуализаций), которые автор дорабатывал и адаптировал под данные кейса;</w:t>
+      </w:r>
+    </w:p>
+    <w:p>
+      <w:pPr>
+        <w:tabs>
+          <w:tab w:val="left" w:pos="560"/>
+          <w:tab w:val="left" w:pos="1120"/>
+          <w:tab w:val="left" w:pos="1680"/>
+          <w:tab w:val="left" w:pos="2240"/>
+          <w:tab w:val="left" w:pos="2800"/>
+          <w:tab w:val="left" w:pos="3360"/>
+          <w:tab w:val="left" w:pos="3920"/>
+          <w:tab w:val="left" w:pos="4480"/>
+          <w:tab w:val="left" w:pos="5040"/>
+          <w:tab w:val="left" w:pos="5600"/>
+          <w:tab w:val="left" w:pos="6160"/>
+          <w:tab w:val="left" w:pos="6720"/>
+        </w:tabs>
+        <w:autoSpaceDE w:val="0"/>
+        <w:autoSpaceDN w:val="0"/>
+        <w:adjustRightInd w:val="0"/>
+        <w:spacing w:after="0" w:line="276" w:lineRule="auto"/>
+        <w:rPr>
+          <w:rFonts w:ascii="Times New Roman" w:hAnsi="Times New Roman" w:cs="Times New Roman"/>
+          <w:color w:val="000000"/>
+          <w:kern w:val="0"/>
+        </w:rPr>
+      </w:pPr>
+      <w:r>
+        <w:rPr>
+          <w:rFonts w:ascii="Times New Roman" w:hAnsi="Times New Roman" w:cs="Times New Roman"/>
+          <w:color w:val="000000"/>
+          <w:kern w:val="0"/>
+        </w:rPr>
+        <w:t>- П</w:t>
+      </w:r>
+      <w:r>
+        <w:rPr>
+          <w:rFonts w:ascii="Times New Roman" w:hAnsi="Times New Roman" w:cs="Times New Roman"/>
+          <w:color w:val="000000"/>
+          <w:kern w:val="0"/>
+        </w:rPr>
+        <w:t>одсказки по исправлению синтаксических ошибок и подбору подходящих функций библиотек;</w:t>
+      </w:r>
+    </w:p>
+    <w:p>
+      <w:pPr>
+        <w:tabs>
+          <w:tab w:val="left" w:pos="560"/>
+          <w:tab w:val="left" w:pos="1120"/>
+          <w:tab w:val="left" w:pos="1680"/>
+          <w:tab w:val="left" w:pos="2240"/>
+          <w:tab w:val="left" w:pos="2800"/>
+          <w:tab w:val="left" w:pos="3360"/>
+          <w:tab w:val="left" w:pos="3920"/>
+          <w:tab w:val="left" w:pos="4480"/>
+          <w:tab w:val="left" w:pos="5040"/>
+          <w:tab w:val="left" w:pos="5600"/>
+          <w:tab w:val="left" w:pos="6160"/>
+          <w:tab w:val="left" w:pos="6720"/>
+        </w:tabs>
+        <w:autoSpaceDE w:val="0"/>
+        <w:autoSpaceDN w:val="0"/>
+        <w:adjustRightInd w:val="0"/>
+        <w:spacing w:after="0" w:line="276" w:lineRule="auto"/>
+        <w:rPr>
+          <w:rFonts w:ascii="Times New Roman" w:hAnsi="Times New Roman" w:cs="Times New Roman"/>
+          <w:color w:val="000000"/>
+          <w:kern w:val="0"/>
+        </w:rPr>
+      </w:pPr>
+      <w:r>
+        <w:rPr>
+          <w:rFonts w:ascii="Times New Roman" w:hAnsi="Times New Roman" w:cs="Times New Roman"/>
+          <w:color w:val="000000"/>
+          <w:kern w:val="0"/>
+        </w:rPr>
+        <w:t>- П</w:t>
+      </w:r>
+      <w:r>
+        <w:rPr>
+          <w:rFonts w:ascii="Times New Roman" w:hAnsi="Times New Roman" w:cs="Times New Roman"/>
+          <w:color w:val="000000"/>
+          <w:kern w:val="0"/>
+        </w:rPr>
+        <w:t>омощь в оформлении таблиц, подписей к графикам и структуры отчёта;</w:t>
       </w:r>
     </w:p>
     <w:p>
@@ -319,6 +644,49 @@
           <w:color w:val="000000"/>
           <w:kern w:val="0"/>
         </w:rPr>
+        <w:t>- В</w:t>
+      </w:r>
+      <w:r>
+        <w:rPr>
+          <w:rFonts w:ascii="Times New Roman" w:hAnsi="Times New Roman" w:cs="Times New Roman"/>
+          <w:color w:val="000000"/>
+          <w:kern w:val="0"/>
+        </w:rPr>
+        <w:t>ычитка черновых формулировок текста.</w:t>
+      </w:r>
+    </w:p>
+    <w:p>
+      <w:pPr>
+        <w:tabs>
+          <w:tab w:val="left" w:pos="560"/>
+          <w:tab w:val="left" w:pos="1120"/>
+          <w:tab w:val="left" w:pos="1680"/>
+          <w:tab w:val="left" w:pos="2240"/>
+          <w:tab w:val="left" w:pos="2800"/>
+          <w:tab w:val="left" w:pos="3360"/>
+          <w:tab w:val="left" w:pos="3920"/>
+          <w:tab w:val="left" w:pos="4480"/>
+          <w:tab w:val="left" w:pos="5040"/>
+          <w:tab w:val="left" w:pos="5600"/>
+          <w:tab w:val="left" w:pos="6160"/>
+          <w:tab w:val="left" w:pos="6720"/>
+        </w:tabs>
+        <w:autoSpaceDE w:val="0"/>
+        <w:autoSpaceDN w:val="0"/>
+        <w:adjustRightInd w:val="0"/>
+        <w:spacing w:line="276" w:lineRule="auto"/>
+        <w:rPr>
+          <w:rFonts w:ascii="Times New Roman" w:hAnsi="Times New Roman" w:cs="Times New Roman"/>
+          <w:color w:val="000000"/>
+          <w:kern w:val="0"/>
+        </w:rPr>
+      </w:pPr>
+      <w:r>
+        <w:rPr>
+          <w:rFonts w:ascii="Times New Roman" w:hAnsi="Times New Roman" w:cs="Times New Roman"/>
+          <w:color w:val="000000"/>
+          <w:kern w:val="0"/>
+        </w:rPr>
         <w:tab/>
       </w:r>
       <w:r>
@@ -327,7 +695,120 @@
           <w:color w:val="000000"/>
           <w:kern w:val="0"/>
         </w:rPr>
-        <w:t>ИИ использовался в следующих случаях:</w:t>
+        <w:t>Все сгенерированные фрагменты кода и текстовые варианты рассматривались как рабочая заготовка, а не как готовый результат. Автор проверял каждую предложенную строку, при необходимости переписывал логику и всегда пересчитывал результаты на реальных данных.</w:t>
+      </w:r>
+    </w:p>
+    <w:p>
+      <w:pPr>
+        <w:tabs>
+          <w:tab w:val="left" w:pos="560"/>
+          <w:tab w:val="left" w:pos="1120"/>
+          <w:tab w:val="left" w:pos="1680"/>
+          <w:tab w:val="left" w:pos="2240"/>
+          <w:tab w:val="left" w:pos="2800"/>
+          <w:tab w:val="left" w:pos="3360"/>
+          <w:tab w:val="left" w:pos="3920"/>
+          <w:tab w:val="left" w:pos="4480"/>
+          <w:tab w:val="left" w:pos="5040"/>
+          <w:tab w:val="left" w:pos="5600"/>
+          <w:tab w:val="left" w:pos="6160"/>
+          <w:tab w:val="left" w:pos="6720"/>
+        </w:tabs>
+        <w:autoSpaceDE w:val="0"/>
+        <w:autoSpaceDN w:val="0"/>
+        <w:adjustRightInd w:val="0"/>
+        <w:spacing w:line="276" w:lineRule="auto"/>
+        <w:rPr>
+          <w:rFonts w:ascii="Times New Roman" w:hAnsi="Times New Roman" w:cs="Times New Roman"/>
+          <w:color w:val="000000"/>
+          <w:kern w:val="0"/>
+        </w:rPr>
+      </w:pPr>
+    </w:p>
+    <w:p>
+      <w:pPr>
+        <w:tabs>
+          <w:tab w:val="left" w:pos="560"/>
+          <w:tab w:val="left" w:pos="1120"/>
+          <w:tab w:val="left" w:pos="1680"/>
+          <w:tab w:val="left" w:pos="2240"/>
+          <w:tab w:val="left" w:pos="2800"/>
+          <w:tab w:val="left" w:pos="3360"/>
+          <w:tab w:val="left" w:pos="3920"/>
+          <w:tab w:val="left" w:pos="4480"/>
+          <w:tab w:val="left" w:pos="5040"/>
+          <w:tab w:val="left" w:pos="5600"/>
+          <w:tab w:val="left" w:pos="6160"/>
+          <w:tab w:val="left" w:pos="6720"/>
+        </w:tabs>
+        <w:autoSpaceDE w:val="0"/>
+        <w:autoSpaceDN w:val="0"/>
+        <w:adjustRightInd w:val="0"/>
+        <w:spacing w:line="276" w:lineRule="auto"/>
+        <w:rPr>
+          <w:rFonts w:ascii="Times New Roman" w:hAnsi="Times New Roman" w:cs="Times New Roman"/>
+          <w:color w:val="000000"/>
+          <w:kern w:val="0"/>
+        </w:rPr>
+      </w:pPr>
+      <w:r>
+        <w:rPr>
+          <w:rFonts w:ascii="Times New Roman" w:hAnsi="Times New Roman" w:cs="Times New Roman"/>
+          <w:color w:val="000000"/>
+          <w:kern w:val="0"/>
+        </w:rPr>
+        <w:tab/>
+      </w:r>
+      <w:r>
+        <w:rPr>
+          <w:rFonts w:ascii="Times New Roman" w:hAnsi="Times New Roman" w:cs="Times New Roman"/>
+          <w:color w:val="000000"/>
+          <w:kern w:val="0"/>
+        </w:rPr>
+        <w:t>2. Самостоятельная работа автора</w:t>
+      </w:r>
+    </w:p>
+    <w:p>
+      <w:pPr>
+        <w:tabs>
+          <w:tab w:val="left" w:pos="560"/>
+          <w:tab w:val="left" w:pos="1120"/>
+          <w:tab w:val="left" w:pos="1680"/>
+          <w:tab w:val="left" w:pos="2240"/>
+          <w:tab w:val="left" w:pos="2800"/>
+          <w:tab w:val="left" w:pos="3360"/>
+          <w:tab w:val="left" w:pos="3920"/>
+          <w:tab w:val="left" w:pos="4480"/>
+          <w:tab w:val="left" w:pos="5040"/>
+          <w:tab w:val="left" w:pos="5600"/>
+          <w:tab w:val="left" w:pos="6160"/>
+          <w:tab w:val="left" w:pos="6720"/>
+        </w:tabs>
+        <w:autoSpaceDE w:val="0"/>
+        <w:autoSpaceDN w:val="0"/>
+        <w:adjustRightInd w:val="0"/>
+        <w:spacing w:line="276" w:lineRule="auto"/>
+        <w:rPr>
+          <w:rFonts w:ascii="Times New Roman" w:hAnsi="Times New Roman" w:cs="Times New Roman"/>
+          <w:color w:val="000000"/>
+          <w:kern w:val="0"/>
+        </w:rPr>
+      </w:pPr>
+      <w:r>
+        <w:rPr>
+          <w:rFonts w:ascii="Times New Roman" w:hAnsi="Times New Roman" w:cs="Times New Roman"/>
+          <w:color w:val="000000"/>
+          <w:kern w:val="0"/>
+        </w:rPr>
+        <w:tab/>
+      </w:r>
+      <w:r>
+        <w:rPr>
+          <w:rFonts w:ascii="Times New Roman" w:hAnsi="Times New Roman" w:cs="Times New Roman"/>
+          <w:color w:val="000000"/>
+          <w:kern w:val="0"/>
+        </w:rPr>
+        <w:t>Автором лично выполнены:</w:t>
       </w:r>
     </w:p>
     <w:p>
@@ -362,15 +843,15 @@
           <w:color w:val="000000"/>
           <w:kern w:val="0"/>
         </w:rPr>
-        <w:t>- Г</w:t>
-      </w:r>
-      <w:r>
-        <w:rPr>
-          <w:rFonts w:ascii="Times New Roman" w:hAnsi="Times New Roman" w:cs="Times New Roman"/>
-          <w:color w:val="000000"/>
-          <w:kern w:val="0"/>
-        </w:rPr>
-        <w:t>енерация черновых фрагментов кода (отдельные вспомогательные функции, заготовки для расчётов и визуализаций), которые автор дорабатывал и адаптировал под данные кейса;</w:t>
+        <w:t>- П</w:t>
+      </w:r>
+      <w:r>
+        <w:rPr>
+          <w:rFonts w:ascii="Times New Roman" w:hAnsi="Times New Roman" w:cs="Times New Roman"/>
+          <w:color w:val="000000"/>
+          <w:kern w:val="0"/>
+        </w:rPr>
+        <w:t>остановка аналитических задач и декомпозиция кейса на этапы;</w:t>
       </w:r>
     </w:p>
     <w:p>
@@ -405,6 +886,92 @@
           <w:color w:val="000000"/>
           <w:kern w:val="0"/>
         </w:rPr>
+        <w:t>- В</w:t>
+      </w:r>
+      <w:r>
+        <w:rPr>
+          <w:rFonts w:ascii="Times New Roman" w:hAnsi="Times New Roman" w:cs="Times New Roman"/>
+          <w:color w:val="000000"/>
+          <w:kern w:val="0"/>
+        </w:rPr>
+        <w:t>алидация исходных данных: проверка полноты, согласованности и бизнес-логики;</w:t>
+      </w:r>
+    </w:p>
+    <w:p>
+      <w:pPr>
+        <w:tabs>
+          <w:tab w:val="left" w:pos="560"/>
+          <w:tab w:val="left" w:pos="1120"/>
+          <w:tab w:val="left" w:pos="1680"/>
+          <w:tab w:val="left" w:pos="2240"/>
+          <w:tab w:val="left" w:pos="2800"/>
+          <w:tab w:val="left" w:pos="3360"/>
+          <w:tab w:val="left" w:pos="3920"/>
+          <w:tab w:val="left" w:pos="4480"/>
+          <w:tab w:val="left" w:pos="5040"/>
+          <w:tab w:val="left" w:pos="5600"/>
+          <w:tab w:val="left" w:pos="6160"/>
+          <w:tab w:val="left" w:pos="6720"/>
+        </w:tabs>
+        <w:autoSpaceDE w:val="0"/>
+        <w:autoSpaceDN w:val="0"/>
+        <w:adjustRightInd w:val="0"/>
+        <w:spacing w:after="0" w:line="276" w:lineRule="auto"/>
+        <w:rPr>
+          <w:rFonts w:ascii="Times New Roman" w:hAnsi="Times New Roman" w:cs="Times New Roman"/>
+          <w:color w:val="000000"/>
+          <w:kern w:val="0"/>
+        </w:rPr>
+      </w:pPr>
+      <w:r>
+        <w:rPr>
+          <w:rFonts w:ascii="Times New Roman" w:hAnsi="Times New Roman" w:cs="Times New Roman"/>
+          <w:color w:val="000000"/>
+          <w:kern w:val="0"/>
+        </w:rPr>
+        <w:t>- В</w:t>
+      </w:r>
+      <w:r>
+        <w:rPr>
+          <w:rFonts w:ascii="Times New Roman" w:hAnsi="Times New Roman" w:cs="Times New Roman"/>
+          <w:color w:val="000000"/>
+          <w:kern w:val="0"/>
+        </w:rPr>
+        <w:t>ыбор методов анализа и обоснование допущений (определение дефолта при DPD ≥ 90, фиксация LGD = 45 %);</w:t>
+      </w:r>
+    </w:p>
+    <w:p>
+      <w:pPr>
+        <w:tabs>
+          <w:tab w:val="left" w:pos="560"/>
+          <w:tab w:val="left" w:pos="1120"/>
+          <w:tab w:val="left" w:pos="1680"/>
+          <w:tab w:val="left" w:pos="2240"/>
+          <w:tab w:val="left" w:pos="2800"/>
+          <w:tab w:val="left" w:pos="3360"/>
+          <w:tab w:val="left" w:pos="3920"/>
+          <w:tab w:val="left" w:pos="4480"/>
+          <w:tab w:val="left" w:pos="5040"/>
+          <w:tab w:val="left" w:pos="5600"/>
+          <w:tab w:val="left" w:pos="6160"/>
+          <w:tab w:val="left" w:pos="6720"/>
+        </w:tabs>
+        <w:autoSpaceDE w:val="0"/>
+        <w:autoSpaceDN w:val="0"/>
+        <w:adjustRightInd w:val="0"/>
+        <w:spacing w:after="0" w:line="276" w:lineRule="auto"/>
+        <w:rPr>
+          <w:rFonts w:ascii="Times New Roman" w:hAnsi="Times New Roman" w:cs="Times New Roman"/>
+          <w:color w:val="000000"/>
+          <w:kern w:val="0"/>
+        </w:rPr>
+      </w:pPr>
+      <w:r>
+        <w:rPr>
+          <w:rFonts w:ascii="Times New Roman" w:hAnsi="Times New Roman" w:cs="Times New Roman"/>
+          <w:color w:val="000000"/>
+          <w:kern w:val="0"/>
+        </w:rPr>
         <w:t>- П</w:t>
       </w:r>
       <w:r>
@@ -413,7 +980,7 @@
           <w:color w:val="000000"/>
           <w:kern w:val="0"/>
         </w:rPr>
-        <w:t>одсказки по исправлению синтаксических ошибок и подбору подходящих функций библиотек;</w:t>
+        <w:t>роведение всех вычислительных экспериментов и сквозное воспроизведение результатов;</w:t>
       </w:r>
     </w:p>
     <w:p>
@@ -448,15 +1015,59 @@
           <w:color w:val="000000"/>
           <w:kern w:val="0"/>
         </w:rPr>
-        <w:t>- П</w:t>
-      </w:r>
-      <w:r>
-        <w:rPr>
-          <w:rFonts w:ascii="Times New Roman" w:hAnsi="Times New Roman" w:cs="Times New Roman"/>
-          <w:color w:val="000000"/>
-          <w:kern w:val="0"/>
-        </w:rPr>
-        <w:t>омощь в оформлении таблиц, подписей к графикам и структуры отчёта;</w:t>
+        <w:lastRenderedPageBreak/>
+        <w:t>- К</w:t>
+      </w:r>
+      <w:r>
+        <w:rPr>
+          <w:rFonts w:ascii="Times New Roman" w:hAnsi="Times New Roman" w:cs="Times New Roman"/>
+          <w:color w:val="000000"/>
+          <w:kern w:val="0"/>
+        </w:rPr>
+        <w:t>ритический анализ промежуточных результатов: отбраковка некорректных и экономически бессмысленных вариантов, итеративная доработка параметров, проверка значимости различий, пересмотр формул оценки эффекта;</w:t>
+      </w:r>
+    </w:p>
+    <w:p>
+      <w:pPr>
+        <w:tabs>
+          <w:tab w:val="left" w:pos="560"/>
+          <w:tab w:val="left" w:pos="1120"/>
+          <w:tab w:val="left" w:pos="1680"/>
+          <w:tab w:val="left" w:pos="2240"/>
+          <w:tab w:val="left" w:pos="2800"/>
+          <w:tab w:val="left" w:pos="3360"/>
+          <w:tab w:val="left" w:pos="3920"/>
+          <w:tab w:val="left" w:pos="4480"/>
+          <w:tab w:val="left" w:pos="5040"/>
+          <w:tab w:val="left" w:pos="5600"/>
+          <w:tab w:val="left" w:pos="6160"/>
+          <w:tab w:val="left" w:pos="6720"/>
+        </w:tabs>
+        <w:autoSpaceDE w:val="0"/>
+        <w:autoSpaceDN w:val="0"/>
+        <w:adjustRightInd w:val="0"/>
+        <w:spacing w:after="0" w:line="276" w:lineRule="auto"/>
+        <w:rPr>
+          <w:rFonts w:ascii="Times New Roman" w:hAnsi="Times New Roman" w:cs="Times New Roman"/>
+          <w:color w:val="000000"/>
+          <w:kern w:val="0"/>
+        </w:rPr>
+      </w:pPr>
+      <w:r>
+        <w:rPr>
+          <w:rFonts w:ascii="Times New Roman" w:hAnsi="Times New Roman" w:cs="Times New Roman"/>
+          <w:color w:val="000000"/>
+          <w:kern w:val="0"/>
+        </w:rPr>
+        <w:t>- И</w:t>
+      </w:r>
+      <w:r>
+        <w:rPr>
+          <w:rFonts w:ascii="Times New Roman" w:hAnsi="Times New Roman" w:cs="Times New Roman"/>
+          <w:color w:val="000000"/>
+          <w:kern w:val="0"/>
+        </w:rPr>
+        <w:t>нтерпретация результатов, формулирование выводов и рекомендаций;</w:t>
       </w:r>
     </w:p>
     <w:p>
@@ -491,15 +1102,15 @@
           <w:color w:val="000000"/>
           <w:kern w:val="0"/>
         </w:rPr>
-        <w:t>- В</w:t>
-      </w:r>
-      <w:r>
-        <w:rPr>
-          <w:rFonts w:ascii="Times New Roman" w:hAnsi="Times New Roman" w:cs="Times New Roman"/>
-          <w:color w:val="000000"/>
-          <w:kern w:val="0"/>
-        </w:rPr>
-        <w:t>ычитка черновых формулировок текста.</w:t>
+        <w:t>- Ф</w:t>
+      </w:r>
+      <w:r>
+        <w:rPr>
+          <w:rFonts w:ascii="Times New Roman" w:hAnsi="Times New Roman" w:cs="Times New Roman"/>
+          <w:color w:val="000000"/>
+          <w:kern w:val="0"/>
+        </w:rPr>
+        <w:t>инальное редактирование кода, текстов и визуализаций.</w:t>
       </w:r>
     </w:p>
     <w:p>
@@ -528,22 +1139,6 @@
           <w:kern w:val="0"/>
         </w:rPr>
       </w:pPr>
-      <w:r>
-        <w:rPr>
-          <w:rFonts w:ascii="Times New Roman" w:hAnsi="Times New Roman" w:cs="Times New Roman"/>
-          <w:color w:val="000000"/>
-          <w:kern w:val="0"/>
-        </w:rPr>
-        <w:tab/>
-      </w:r>
-      <w:r>
-        <w:rPr>
-          <w:rFonts w:ascii="Times New Roman" w:hAnsi="Times New Roman" w:cs="Times New Roman"/>
-          <w:color w:val="000000"/>
-          <w:kern w:val="0"/>
-        </w:rPr>
-        <w:t>Все сгенерированные фрагменты кода и текстовые варианты рассматривались как рабочая заготовка, а не как готовый результат. Автор проверял каждую предложенную строку, при необходимости переписывал логику и всегда пересчитывал результаты на реальных данных.</w:t>
-      </w:r>
     </w:p>
     <w:p>
       <w:pPr>
@@ -604,448 +1199,6 @@
           <w:color w:val="000000"/>
           <w:kern w:val="0"/>
         </w:rPr>
-        <w:tab/>
-      </w:r>
-      <w:r>
-        <w:rPr>
-          <w:rFonts w:ascii="Times New Roman" w:hAnsi="Times New Roman" w:cs="Times New Roman"/>
-          <w:color w:val="000000"/>
-          <w:kern w:val="0"/>
-        </w:rPr>
-        <w:t>2. Самостоятельная работа автора</w:t>
-      </w:r>
-    </w:p>
-    <w:p>
-      <w:pPr>
-        <w:tabs>
-          <w:tab w:val="left" w:pos="560"/>
-          <w:tab w:val="left" w:pos="1120"/>
-          <w:tab w:val="left" w:pos="1680"/>
-          <w:tab w:val="left" w:pos="2240"/>
-          <w:tab w:val="left" w:pos="2800"/>
-          <w:tab w:val="left" w:pos="3360"/>
-          <w:tab w:val="left" w:pos="3920"/>
-          <w:tab w:val="left" w:pos="4480"/>
-          <w:tab w:val="left" w:pos="5040"/>
-          <w:tab w:val="left" w:pos="5600"/>
-          <w:tab w:val="left" w:pos="6160"/>
-          <w:tab w:val="left" w:pos="6720"/>
-        </w:tabs>
-        <w:autoSpaceDE w:val="0"/>
-        <w:autoSpaceDN w:val="0"/>
-        <w:adjustRightInd w:val="0"/>
-        <w:spacing w:line="276" w:lineRule="auto"/>
-        <w:rPr>
-          <w:rFonts w:ascii="Times New Roman" w:hAnsi="Times New Roman" w:cs="Times New Roman"/>
-          <w:color w:val="000000"/>
-          <w:kern w:val="0"/>
-        </w:rPr>
-      </w:pPr>
-      <w:r>
-        <w:rPr>
-          <w:rFonts w:ascii="Times New Roman" w:hAnsi="Times New Roman" w:cs="Times New Roman"/>
-          <w:color w:val="000000"/>
-          <w:kern w:val="0"/>
-        </w:rPr>
-        <w:tab/>
-      </w:r>
-      <w:r>
-        <w:rPr>
-          <w:rFonts w:ascii="Times New Roman" w:hAnsi="Times New Roman" w:cs="Times New Roman"/>
-          <w:color w:val="000000"/>
-          <w:kern w:val="0"/>
-        </w:rPr>
-        <w:t>Автором лично выполнены:</w:t>
-      </w:r>
-    </w:p>
-    <w:p>
-      <w:pPr>
-        <w:tabs>
-          <w:tab w:val="left" w:pos="560"/>
-          <w:tab w:val="left" w:pos="1120"/>
-          <w:tab w:val="left" w:pos="1680"/>
-          <w:tab w:val="left" w:pos="2240"/>
-          <w:tab w:val="left" w:pos="2800"/>
-          <w:tab w:val="left" w:pos="3360"/>
-          <w:tab w:val="left" w:pos="3920"/>
-          <w:tab w:val="left" w:pos="4480"/>
-          <w:tab w:val="left" w:pos="5040"/>
-          <w:tab w:val="left" w:pos="5600"/>
-          <w:tab w:val="left" w:pos="6160"/>
-          <w:tab w:val="left" w:pos="6720"/>
-        </w:tabs>
-        <w:autoSpaceDE w:val="0"/>
-        <w:autoSpaceDN w:val="0"/>
-        <w:adjustRightInd w:val="0"/>
-        <w:spacing w:after="0" w:line="276" w:lineRule="auto"/>
-        <w:rPr>
-          <w:rFonts w:ascii="Times New Roman" w:hAnsi="Times New Roman" w:cs="Times New Roman"/>
-          <w:color w:val="000000"/>
-          <w:kern w:val="0"/>
-        </w:rPr>
-      </w:pPr>
-      <w:r>
-        <w:rPr>
-          <w:rFonts w:ascii="Times New Roman" w:hAnsi="Times New Roman" w:cs="Times New Roman"/>
-          <w:color w:val="000000"/>
-          <w:kern w:val="0"/>
-        </w:rPr>
-        <w:t>- П</w:t>
-      </w:r>
-      <w:r>
-        <w:rPr>
-          <w:rFonts w:ascii="Times New Roman" w:hAnsi="Times New Roman" w:cs="Times New Roman"/>
-          <w:color w:val="000000"/>
-          <w:kern w:val="0"/>
-        </w:rPr>
-        <w:t>остановка аналитических задач и декомпозиция кейса на этапы;</w:t>
-      </w:r>
-    </w:p>
-    <w:p>
-      <w:pPr>
-        <w:tabs>
-          <w:tab w:val="left" w:pos="560"/>
-          <w:tab w:val="left" w:pos="1120"/>
-          <w:tab w:val="left" w:pos="1680"/>
-          <w:tab w:val="left" w:pos="2240"/>
-          <w:tab w:val="left" w:pos="2800"/>
-          <w:tab w:val="left" w:pos="3360"/>
-          <w:tab w:val="left" w:pos="3920"/>
-          <w:tab w:val="left" w:pos="4480"/>
-          <w:tab w:val="left" w:pos="5040"/>
-          <w:tab w:val="left" w:pos="5600"/>
-          <w:tab w:val="left" w:pos="6160"/>
-          <w:tab w:val="left" w:pos="6720"/>
-        </w:tabs>
-        <w:autoSpaceDE w:val="0"/>
-        <w:autoSpaceDN w:val="0"/>
-        <w:adjustRightInd w:val="0"/>
-        <w:spacing w:after="0" w:line="276" w:lineRule="auto"/>
-        <w:rPr>
-          <w:rFonts w:ascii="Times New Roman" w:hAnsi="Times New Roman" w:cs="Times New Roman"/>
-          <w:color w:val="000000"/>
-          <w:kern w:val="0"/>
-        </w:rPr>
-      </w:pPr>
-      <w:r>
-        <w:rPr>
-          <w:rFonts w:ascii="Times New Roman" w:hAnsi="Times New Roman" w:cs="Times New Roman"/>
-          <w:color w:val="000000"/>
-          <w:kern w:val="0"/>
-        </w:rPr>
-        <w:t>- В</w:t>
-      </w:r>
-      <w:r>
-        <w:rPr>
-          <w:rFonts w:ascii="Times New Roman" w:hAnsi="Times New Roman" w:cs="Times New Roman"/>
-          <w:color w:val="000000"/>
-          <w:kern w:val="0"/>
-        </w:rPr>
-        <w:t>алидация исходных данных: проверка полноты, согласованности и бизнес-логики;</w:t>
-      </w:r>
-    </w:p>
-    <w:p>
-      <w:pPr>
-        <w:tabs>
-          <w:tab w:val="left" w:pos="560"/>
-          <w:tab w:val="left" w:pos="1120"/>
-          <w:tab w:val="left" w:pos="1680"/>
-          <w:tab w:val="left" w:pos="2240"/>
-          <w:tab w:val="left" w:pos="2800"/>
-          <w:tab w:val="left" w:pos="3360"/>
-          <w:tab w:val="left" w:pos="3920"/>
-          <w:tab w:val="left" w:pos="4480"/>
-          <w:tab w:val="left" w:pos="5040"/>
-          <w:tab w:val="left" w:pos="5600"/>
-          <w:tab w:val="left" w:pos="6160"/>
-          <w:tab w:val="left" w:pos="6720"/>
-        </w:tabs>
-        <w:autoSpaceDE w:val="0"/>
-        <w:autoSpaceDN w:val="0"/>
-        <w:adjustRightInd w:val="0"/>
-        <w:spacing w:after="0" w:line="276" w:lineRule="auto"/>
-        <w:rPr>
-          <w:rFonts w:ascii="Times New Roman" w:hAnsi="Times New Roman" w:cs="Times New Roman"/>
-          <w:color w:val="000000"/>
-          <w:kern w:val="0"/>
-        </w:rPr>
-      </w:pPr>
-      <w:r>
-        <w:rPr>
-          <w:rFonts w:ascii="Times New Roman" w:hAnsi="Times New Roman" w:cs="Times New Roman"/>
-          <w:color w:val="000000"/>
-          <w:kern w:val="0"/>
-        </w:rPr>
-        <w:t>- В</w:t>
-      </w:r>
-      <w:r>
-        <w:rPr>
-          <w:rFonts w:ascii="Times New Roman" w:hAnsi="Times New Roman" w:cs="Times New Roman"/>
-          <w:color w:val="000000"/>
-          <w:kern w:val="0"/>
-        </w:rPr>
-        <w:t>ыбор методов анализа и обоснование допущений (определение дефолта при DPD ≥ 90, фиксация LGD = 45 %);</w:t>
-      </w:r>
-    </w:p>
-    <w:p>
-      <w:pPr>
-        <w:tabs>
-          <w:tab w:val="left" w:pos="560"/>
-          <w:tab w:val="left" w:pos="1120"/>
-          <w:tab w:val="left" w:pos="1680"/>
-          <w:tab w:val="left" w:pos="2240"/>
-          <w:tab w:val="left" w:pos="2800"/>
-          <w:tab w:val="left" w:pos="3360"/>
-          <w:tab w:val="left" w:pos="3920"/>
-          <w:tab w:val="left" w:pos="4480"/>
-          <w:tab w:val="left" w:pos="5040"/>
-          <w:tab w:val="left" w:pos="5600"/>
-          <w:tab w:val="left" w:pos="6160"/>
-          <w:tab w:val="left" w:pos="6720"/>
-        </w:tabs>
-        <w:autoSpaceDE w:val="0"/>
-        <w:autoSpaceDN w:val="0"/>
-        <w:adjustRightInd w:val="0"/>
-        <w:spacing w:after="0" w:line="276" w:lineRule="auto"/>
-        <w:rPr>
-          <w:rFonts w:ascii="Times New Roman" w:hAnsi="Times New Roman" w:cs="Times New Roman"/>
-          <w:color w:val="000000"/>
-          <w:kern w:val="0"/>
-        </w:rPr>
-      </w:pPr>
-      <w:r>
-        <w:rPr>
-          <w:rFonts w:ascii="Times New Roman" w:hAnsi="Times New Roman" w:cs="Times New Roman"/>
-          <w:color w:val="000000"/>
-          <w:kern w:val="0"/>
-        </w:rPr>
-        <w:t>- П</w:t>
-      </w:r>
-      <w:r>
-        <w:rPr>
-          <w:rFonts w:ascii="Times New Roman" w:hAnsi="Times New Roman" w:cs="Times New Roman"/>
-          <w:color w:val="000000"/>
-          <w:kern w:val="0"/>
-        </w:rPr>
-        <w:t>роведение всех вычислительных экспериментов и сквозное воспроизведение результатов;</w:t>
-      </w:r>
-    </w:p>
-    <w:p>
-      <w:pPr>
-        <w:tabs>
-          <w:tab w:val="left" w:pos="560"/>
-          <w:tab w:val="left" w:pos="1120"/>
-          <w:tab w:val="left" w:pos="1680"/>
-          <w:tab w:val="left" w:pos="2240"/>
-          <w:tab w:val="left" w:pos="2800"/>
-          <w:tab w:val="left" w:pos="3360"/>
-          <w:tab w:val="left" w:pos="3920"/>
-          <w:tab w:val="left" w:pos="4480"/>
-          <w:tab w:val="left" w:pos="5040"/>
-          <w:tab w:val="left" w:pos="5600"/>
-          <w:tab w:val="left" w:pos="6160"/>
-          <w:tab w:val="left" w:pos="6720"/>
-        </w:tabs>
-        <w:autoSpaceDE w:val="0"/>
-        <w:autoSpaceDN w:val="0"/>
-        <w:adjustRightInd w:val="0"/>
-        <w:spacing w:after="0" w:line="276" w:lineRule="auto"/>
-        <w:rPr>
-          <w:rFonts w:ascii="Times New Roman" w:hAnsi="Times New Roman" w:cs="Times New Roman"/>
-          <w:color w:val="000000"/>
-          <w:kern w:val="0"/>
-        </w:rPr>
-      </w:pPr>
-      <w:r>
-        <w:rPr>
-          <w:rFonts w:ascii="Times New Roman" w:hAnsi="Times New Roman" w:cs="Times New Roman"/>
-          <w:color w:val="000000"/>
-          <w:kern w:val="0"/>
-        </w:rPr>
-        <w:t>- К</w:t>
-      </w:r>
-      <w:r>
-        <w:rPr>
-          <w:rFonts w:ascii="Times New Roman" w:hAnsi="Times New Roman" w:cs="Times New Roman"/>
-          <w:color w:val="000000"/>
-          <w:kern w:val="0"/>
-        </w:rPr>
-        <w:t>ритический анализ промежуточных результатов: отбраковка некорректных и экономически бессмысленных вариантов, итеративная доработка параметров, проверка значимости различий, пересмотр формул оценки эффекта;</w:t>
-      </w:r>
-    </w:p>
-    <w:p>
-      <w:pPr>
-        <w:tabs>
-          <w:tab w:val="left" w:pos="560"/>
-          <w:tab w:val="left" w:pos="1120"/>
-          <w:tab w:val="left" w:pos="1680"/>
-          <w:tab w:val="left" w:pos="2240"/>
-          <w:tab w:val="left" w:pos="2800"/>
-          <w:tab w:val="left" w:pos="3360"/>
-          <w:tab w:val="left" w:pos="3920"/>
-          <w:tab w:val="left" w:pos="4480"/>
-          <w:tab w:val="left" w:pos="5040"/>
-          <w:tab w:val="left" w:pos="5600"/>
-          <w:tab w:val="left" w:pos="6160"/>
-          <w:tab w:val="left" w:pos="6720"/>
-        </w:tabs>
-        <w:autoSpaceDE w:val="0"/>
-        <w:autoSpaceDN w:val="0"/>
-        <w:adjustRightInd w:val="0"/>
-        <w:spacing w:after="0" w:line="276" w:lineRule="auto"/>
-        <w:rPr>
-          <w:rFonts w:ascii="Times New Roman" w:hAnsi="Times New Roman" w:cs="Times New Roman"/>
-          <w:color w:val="000000"/>
-          <w:kern w:val="0"/>
-        </w:rPr>
-      </w:pPr>
-      <w:r>
-        <w:rPr>
-          <w:rFonts w:ascii="Times New Roman" w:hAnsi="Times New Roman" w:cs="Times New Roman"/>
-          <w:color w:val="000000"/>
-          <w:kern w:val="0"/>
-        </w:rPr>
-        <w:t>- И</w:t>
-      </w:r>
-      <w:r>
-        <w:rPr>
-          <w:rFonts w:ascii="Times New Roman" w:hAnsi="Times New Roman" w:cs="Times New Roman"/>
-          <w:color w:val="000000"/>
-          <w:kern w:val="0"/>
-        </w:rPr>
-        <w:t>нтерпретация результатов, формулирование выводов и рекомендаций;</w:t>
-      </w:r>
-    </w:p>
-    <w:p>
-      <w:pPr>
-        <w:tabs>
-          <w:tab w:val="left" w:pos="560"/>
-          <w:tab w:val="left" w:pos="1120"/>
-          <w:tab w:val="left" w:pos="1680"/>
-          <w:tab w:val="left" w:pos="2240"/>
-          <w:tab w:val="left" w:pos="2800"/>
-          <w:tab w:val="left" w:pos="3360"/>
-          <w:tab w:val="left" w:pos="3920"/>
-          <w:tab w:val="left" w:pos="4480"/>
-          <w:tab w:val="left" w:pos="5040"/>
-          <w:tab w:val="left" w:pos="5600"/>
-          <w:tab w:val="left" w:pos="6160"/>
-          <w:tab w:val="left" w:pos="6720"/>
-        </w:tabs>
-        <w:autoSpaceDE w:val="0"/>
-        <w:autoSpaceDN w:val="0"/>
-        <w:adjustRightInd w:val="0"/>
-        <w:spacing w:line="276" w:lineRule="auto"/>
-        <w:rPr>
-          <w:rFonts w:ascii="Times New Roman" w:hAnsi="Times New Roman" w:cs="Times New Roman"/>
-          <w:color w:val="000000"/>
-          <w:kern w:val="0"/>
-        </w:rPr>
-      </w:pPr>
-      <w:r>
-        <w:rPr>
-          <w:rFonts w:ascii="Times New Roman" w:hAnsi="Times New Roman" w:cs="Times New Roman"/>
-          <w:color w:val="000000"/>
-          <w:kern w:val="0"/>
-        </w:rPr>
-        <w:t>- Ф</w:t>
-      </w:r>
-      <w:r>
-        <w:rPr>
-          <w:rFonts w:ascii="Times New Roman" w:hAnsi="Times New Roman" w:cs="Times New Roman"/>
-          <w:color w:val="000000"/>
-          <w:kern w:val="0"/>
-        </w:rPr>
-        <w:t>инальное редактирование кода, текстов и визуализаций.</w:t>
-      </w:r>
-    </w:p>
-    <w:p>
-      <w:pPr>
-        <w:tabs>
-          <w:tab w:val="left" w:pos="560"/>
-          <w:tab w:val="left" w:pos="1120"/>
-          <w:tab w:val="left" w:pos="1680"/>
-          <w:tab w:val="left" w:pos="2240"/>
-          <w:tab w:val="left" w:pos="2800"/>
-          <w:tab w:val="left" w:pos="3360"/>
-          <w:tab w:val="left" w:pos="3920"/>
-          <w:tab w:val="left" w:pos="4480"/>
-          <w:tab w:val="left" w:pos="5040"/>
-          <w:tab w:val="left" w:pos="5600"/>
-          <w:tab w:val="left" w:pos="6160"/>
-          <w:tab w:val="left" w:pos="6720"/>
-        </w:tabs>
-        <w:autoSpaceDE w:val="0"/>
-        <w:autoSpaceDN w:val="0"/>
-        <w:adjustRightInd w:val="0"/>
-        <w:spacing w:line="276" w:lineRule="auto"/>
-        <w:rPr>
-          <w:rFonts w:ascii="Times New Roman" w:hAnsi="Times New Roman" w:cs="Times New Roman"/>
-          <w:color w:val="000000"/>
-          <w:kern w:val="0"/>
-        </w:rPr>
-      </w:pPr>
-    </w:p>
-    <w:p>
-      <w:pPr>
-        <w:tabs>
-          <w:tab w:val="left" w:pos="560"/>
-          <w:tab w:val="left" w:pos="1120"/>
-          <w:tab w:val="left" w:pos="1680"/>
-          <w:tab w:val="left" w:pos="2240"/>
-          <w:tab w:val="left" w:pos="2800"/>
-          <w:tab w:val="left" w:pos="3360"/>
-          <w:tab w:val="left" w:pos="3920"/>
-          <w:tab w:val="left" w:pos="4480"/>
-          <w:tab w:val="left" w:pos="5040"/>
-          <w:tab w:val="left" w:pos="5600"/>
-          <w:tab w:val="left" w:pos="6160"/>
-          <w:tab w:val="left" w:pos="6720"/>
-        </w:tabs>
-        <w:autoSpaceDE w:val="0"/>
-        <w:autoSpaceDN w:val="0"/>
-        <w:adjustRightInd w:val="0"/>
-        <w:spacing w:line="276" w:lineRule="auto"/>
-        <w:rPr>
-          <w:rFonts w:ascii="Times New Roman" w:hAnsi="Times New Roman" w:cs="Times New Roman"/>
-          <w:color w:val="000000"/>
-          <w:kern w:val="0"/>
-        </w:rPr>
-      </w:pPr>
-    </w:p>
-    <w:p>
-      <w:pPr>
-        <w:tabs>
-          <w:tab w:val="left" w:pos="560"/>
-          <w:tab w:val="left" w:pos="1120"/>
-          <w:tab w:val="left" w:pos="1680"/>
-          <w:tab w:val="left" w:pos="2240"/>
-          <w:tab w:val="left" w:pos="2800"/>
-          <w:tab w:val="left" w:pos="3360"/>
-          <w:tab w:val="left" w:pos="3920"/>
-          <w:tab w:val="left" w:pos="4480"/>
-          <w:tab w:val="left" w:pos="5040"/>
-          <w:tab w:val="left" w:pos="5600"/>
-          <w:tab w:val="left" w:pos="6160"/>
-          <w:tab w:val="left" w:pos="6720"/>
-        </w:tabs>
-        <w:autoSpaceDE w:val="0"/>
-        <w:autoSpaceDN w:val="0"/>
-        <w:adjustRightInd w:val="0"/>
-        <w:spacing w:line="276" w:lineRule="auto"/>
-        <w:rPr>
-          <w:rFonts w:ascii="Times New Roman" w:hAnsi="Times New Roman" w:cs="Times New Roman"/>
-          <w:color w:val="000000"/>
-          <w:kern w:val="0"/>
-        </w:rPr>
-      </w:pPr>
-      <w:r>
-        <w:rPr>
-          <w:rFonts w:ascii="Times New Roman" w:hAnsi="Times New Roman" w:cs="Times New Roman"/>
-          <w:color w:val="000000"/>
-          <w:kern w:val="0"/>
-        </w:rPr>
-        <w:lastRenderedPageBreak/>
         <w:tab/>
       </w:r>
       <w:r>
@@ -2172,7 +2325,6 @@
   <w:style w:type="character" w:default="1" w:styleId="a0">
     <w:name w:val="Default Paragraph Font"/>
     <w:uiPriority w:val="1"/>
-    <w:semiHidden/>
     <w:unhideWhenUsed/>
   </w:style>
   <w:style w:type="table" w:default="1" w:styleId="a1">
